--- a/附件/现场会照片.docx
+++ b/附件/现场会照片.docx
@@ -3,11 +3,24 @@
 <w:document xmlns:wpc="http://schemas.microsoft.com/office/word/2010/wordprocessingCanvas" xmlns:cx="http://schemas.microsoft.com/office/drawing/2014/chartex" xmlns:cx1="http://schemas.microsoft.com/office/drawing/2015/9/8/chartex" xmlns:cx2="http://schemas.microsoft.com/office/drawing/2015/10/21/chartex" xmlns:cx3="http://schemas.microsoft.com/office/drawing/2016/5/9/chartex" xmlns:cx4="http://schemas.microsoft.com/office/drawing/2016/5/10/chartex" xmlns:cx5="http://schemas.microsoft.com/office/drawing/2016/5/11/chartex" xmlns:cx6="http://schemas.microsoft.com/office/drawing/2016/5/12/chartex" xmlns:cx7="http://schemas.microsoft.com/office/drawing/2016/5/13/chartex" xmlns:cx8="http://schemas.microsoft.com/office/drawing/2016/5/14/chartex" xmlns:mc="http://schemas.openxmlformats.org/markup-compatibility/2006" xmlns:o="urn:schemas-microsoft-com:office:office" xmlns:r="http://schemas.openxmlformats.org/officeDocument/2006/relationships" xmlns:m="http://schemas.openxmlformats.org/officeDocument/2006/math" xmlns:v="urn:schemas-microsoft-com:vml" xmlns:wp14="http://schemas.microsoft.com/office/word/2010/wordprocessingDrawing" xmlns:wp="http://schemas.openxmlformats.org/drawingml/2006/wordprocessingDrawing" xmlns:w="http://schemas.openxmlformats.org/wordprocessingml/2006/main" xmlns:w14="http://schemas.microsoft.com/office/word/2010/wordml" xmlns:w10="urn:schemas-microsoft-com:office:word" xmlns:w15="http://schemas.microsoft.com/office/word/2012/wordml" xmlns:wpg="http://schemas.microsoft.com/office/word/2010/wordprocessingGroup" xmlns:wpi="http://schemas.microsoft.com/office/word/2010/wordprocessingInk" xmlns:wne="http://schemas.microsoft.com/office/word/2006/wordml" xmlns:wps="http://schemas.microsoft.com/office/word/2010/wordprocessingShape" xmlns:wpsCustomData="http://www.wps.cn/officeDocument/2013/wpsCustomData" mc:Ignorable="w14 w15 wp14">
   <w:body>
     <w:p>
+      <w:pPr>
+        <w:jc w:val="center"/>
+        <w:rPr>
+          <w:b/>
+          <w:bCs/>
+          <w:sz w:val="36"/>
+          <w:szCs w:val="36"/>
+        </w:rPr>
+      </w:pPr>
       <w:r>
         <w:rPr>
           <w:rFonts w:hint="eastAsia"/>
+          <w:b/>
+          <w:bCs/>
+          <w:sz w:val="36"/>
+          <w:szCs w:val="36"/>
         </w:rPr>
-        <w:t>【襄河镇八波村】二轮延包现场会与问询核查照片</w:t>
+        <w:t>座谈会影像记录表</w:t>
       </w:r>
     </w:p>
     <w:p>
@@ -34,8 +47,8 @@
     <w:tbl>
       <w:tblPr>
         <w:tblStyle w:val="5"/>
-        <w:tblW w:w="0" w:type="auto"/>
-        <w:tblInd w:w="0" w:type="dxa"/>
+        <w:tblW w:w="8504" w:type="dxa"/>
+        <w:jc w:val="center"/>
         <w:tblBorders>
           <w:top w:val="single" w:color="auto" w:sz="4" w:space="0"/>
           <w:left w:val="single" w:color="auto" w:sz="4" w:space="0"/>
@@ -53,8 +66,9 @@
         </w:tblCellMar>
       </w:tblPr>
       <w:tblGrid>
-        <w:gridCol w:w="4621"/>
-        <w:gridCol w:w="4621"/>
+        <w:gridCol w:w="1329"/>
+        <w:gridCol w:w="2923"/>
+        <w:gridCol w:w="4252"/>
       </w:tblGrid>
       <w:tr>
         <w:tblPrEx>
@@ -74,38 +88,59 @@
           </w:tblCellMar>
         </w:tblPrEx>
         <w:trPr>
-          <w:trHeight w:val="5657" w:hRule="atLeast"/>
+          <w:trHeight w:val="1191" w:hRule="atLeast"/>
+          <w:jc w:val="center"/>
         </w:trPr>
         <w:tc>
           <w:tcPr>
-            <w:tcW w:w="4621" w:type="dxa"/>
+            <w:tcW w:w="1329" w:type="dxa"/>
+            <w:vAlign w:val="center"/>
           </w:tcPr>
           <w:p>
             <w:pPr>
-              <w:spacing w:before="160" w:after="240"/>
+              <w:spacing w:after="0" w:line="240" w:lineRule="auto"/>
               <w:jc w:val="center"/>
               <w:rPr>
-                <w:rFonts w:ascii="黑体" w:eastAsia="黑体"/>
-                <w:b/>
-                <w:color w:val="25481F"/>
-                <w:sz w:val="32"/>
+                <w:rFonts w:hint="eastAsia" w:ascii="仿宋" w:hAnsi="仿宋" w:eastAsia="仿宋"/>
               </w:rPr>
             </w:pPr>
+            <w:r>
+              <w:rPr>
+                <w:rFonts w:hint="eastAsia" w:ascii="仿宋" w:hAnsi="仿宋" w:eastAsia="仿宋"/>
+              </w:rPr>
+              <w:t>被访谈人</w:t>
+            </w:r>
+          </w:p>
+          <w:p>
+            <w:pPr>
+              <w:spacing w:after="0" w:line="240" w:lineRule="auto"/>
+              <w:jc w:val="center"/>
+              <w:rPr>
+                <w:rFonts w:hint="eastAsia" w:ascii="仿宋" w:hAnsi="仿宋" w:eastAsia="仿宋"/>
+              </w:rPr>
+            </w:pPr>
+            <w:r>
+              <w:rPr>
+                <w:rFonts w:hint="eastAsia" w:ascii="仿宋" w:hAnsi="仿宋" w:eastAsia="仿宋"/>
+              </w:rPr>
+              <w:t>姓名</w:t>
+            </w:r>
           </w:p>
         </w:tc>
         <w:tc>
           <w:tcPr>
-            <w:tcW w:w="4621" w:type="dxa"/>
+            <w:tcW w:w="7175" w:type="dxa"/>
+            <w:gridSpan w:val="2"/>
+            <w:vAlign w:val="center"/>
           </w:tcPr>
           <w:p>
             <w:pPr>
-              <w:spacing w:before="160" w:after="240"/>
+              <w:spacing w:after="0" w:line="240" w:lineRule="auto"/>
               <w:jc w:val="center"/>
               <w:rPr>
-                <w:rFonts w:ascii="黑体" w:eastAsia="黑体"/>
-                <w:b/>
-                <w:color w:val="25481F"/>
-                <w:sz w:val="32"/>
+                <w:rFonts w:hint="eastAsia" w:ascii="仿宋" w:hAnsi="仿宋" w:eastAsia="仿宋"/>
+                <w:sz w:val="24"/>
+                <w:szCs w:val="24"/>
               </w:rPr>
             </w:pPr>
           </w:p>
@@ -129,39 +164,134 @@
           </w:tblCellMar>
         </w:tblPrEx>
         <w:trPr>
-          <w:trHeight w:val="5812" w:hRule="atLeast"/>
+          <w:jc w:val="center"/>
         </w:trPr>
         <w:tc>
           <w:tcPr>
-            <w:tcW w:w="4621" w:type="dxa"/>
+            <w:tcW w:w="8504" w:type="dxa"/>
+            <w:gridSpan w:val="3"/>
+            <w:vAlign w:val="center"/>
           </w:tcPr>
           <w:p>
             <w:pPr>
-              <w:spacing w:before="160" w:after="240"/>
-              <w:jc w:val="both"/>
-              <w:rPr>
-                <w:rFonts w:hint="eastAsia" w:ascii="黑体" w:eastAsia="黑体"/>
-                <w:b/>
-                <w:color w:val="25481F"/>
-                <w:sz w:val="32"/>
-                <w:lang w:val="en-US" w:eastAsia="zh-CN"/>
+              <w:spacing w:after="0" w:line="240" w:lineRule="auto"/>
+              <w:jc w:val="center"/>
+              <w:rPr>
+                <w:rFonts w:hint="eastAsia" w:ascii="仿宋" w:hAnsi="仿宋" w:eastAsia="仿宋"/>
+              </w:rPr>
+            </w:pPr>
+            <w:r>
+              <w:rPr>
+                <w:rFonts w:hint="eastAsia" w:ascii="仿宋" w:hAnsi="仿宋" w:eastAsia="仿宋"/>
+              </w:rPr>
+              <w:t>照片</w:t>
+            </w:r>
+          </w:p>
+        </w:tc>
+      </w:tr>
+      <w:tr>
+        <w:tblPrEx>
+          <w:tblBorders>
+            <w:top w:val="single" w:color="auto" w:sz="4" w:space="0"/>
+            <w:left w:val="single" w:color="auto" w:sz="4" w:space="0"/>
+            <w:bottom w:val="single" w:color="auto" w:sz="4" w:space="0"/>
+            <w:right w:val="single" w:color="auto" w:sz="4" w:space="0"/>
+            <w:insideH w:val="single" w:color="auto" w:sz="4" w:space="0"/>
+            <w:insideV w:val="single" w:color="auto" w:sz="4" w:space="0"/>
+          </w:tblBorders>
+          <w:tblCellMar>
+            <w:top w:w="0" w:type="dxa"/>
+            <w:left w:w="108" w:type="dxa"/>
+            <w:bottom w:w="0" w:type="dxa"/>
+            <w:right w:w="108" w:type="dxa"/>
+          </w:tblCellMar>
+        </w:tblPrEx>
+        <w:trPr>
+          <w:trHeight w:val="4819" w:hRule="atLeast"/>
+          <w:jc w:val="center"/>
+        </w:trPr>
+        <w:tc>
+          <w:tcPr>
+            <w:tcW w:w="4252" w:type="dxa"/>
+            <w:gridSpan w:val="2"/>
+            <w:vAlign w:val="center"/>
+          </w:tcPr>
+          <w:p>
+            <w:pPr>
+              <w:spacing w:after="0" w:line="240" w:lineRule="auto"/>
+              <w:jc w:val="center"/>
+              <w:rPr>
+                <w:rFonts w:hint="eastAsia" w:ascii="仿宋" w:hAnsi="仿宋" w:eastAsia="仿宋"/>
               </w:rPr>
             </w:pPr>
           </w:p>
         </w:tc>
         <w:tc>
           <w:tcPr>
-            <w:tcW w:w="4621" w:type="dxa"/>
+            <w:tcW w:w="4252" w:type="dxa"/>
+            <w:vAlign w:val="center"/>
           </w:tcPr>
           <w:p>
             <w:pPr>
-              <w:spacing w:before="160" w:after="240"/>
+              <w:spacing w:after="0" w:line="240" w:lineRule="auto"/>
               <w:jc w:val="center"/>
               <w:rPr>
-                <w:rFonts w:ascii="黑体" w:eastAsia="黑体"/>
-                <w:b/>
-                <w:color w:val="25481F"/>
-                <w:sz w:val="32"/>
+                <w:rFonts w:hint="eastAsia" w:ascii="仿宋" w:hAnsi="仿宋" w:eastAsia="仿宋"/>
+              </w:rPr>
+            </w:pPr>
+            <w:bookmarkStart w:id="0" w:name="_GoBack"/>
+            <w:bookmarkEnd w:id="0"/>
+          </w:p>
+        </w:tc>
+      </w:tr>
+      <w:tr>
+        <w:tblPrEx>
+          <w:tblBorders>
+            <w:top w:val="single" w:color="auto" w:sz="4" w:space="0"/>
+            <w:left w:val="single" w:color="auto" w:sz="4" w:space="0"/>
+            <w:bottom w:val="single" w:color="auto" w:sz="4" w:space="0"/>
+            <w:right w:val="single" w:color="auto" w:sz="4" w:space="0"/>
+            <w:insideH w:val="single" w:color="auto" w:sz="4" w:space="0"/>
+            <w:insideV w:val="single" w:color="auto" w:sz="4" w:space="0"/>
+          </w:tblBorders>
+          <w:tblCellMar>
+            <w:top w:w="0" w:type="dxa"/>
+            <w:left w:w="108" w:type="dxa"/>
+            <w:bottom w:w="0" w:type="dxa"/>
+            <w:right w:w="108" w:type="dxa"/>
+          </w:tblCellMar>
+        </w:tblPrEx>
+        <w:trPr>
+          <w:trHeight w:val="4819" w:hRule="atLeast"/>
+          <w:jc w:val="center"/>
+        </w:trPr>
+        <w:tc>
+          <w:tcPr>
+            <w:tcW w:w="4252" w:type="dxa"/>
+            <w:gridSpan w:val="2"/>
+            <w:vAlign w:val="center"/>
+          </w:tcPr>
+          <w:p>
+            <w:pPr>
+              <w:spacing w:after="0" w:line="240" w:lineRule="auto"/>
+              <w:jc w:val="center"/>
+              <w:rPr>
+                <w:rFonts w:hint="eastAsia" w:ascii="仿宋" w:hAnsi="仿宋" w:eastAsia="仿宋"/>
+              </w:rPr>
+            </w:pPr>
+          </w:p>
+        </w:tc>
+        <w:tc>
+          <w:tcPr>
+            <w:tcW w:w="4252" w:type="dxa"/>
+            <w:vAlign w:val="center"/>
+          </w:tcPr>
+          <w:p>
+            <w:pPr>
+              <w:spacing w:after="0" w:line="240" w:lineRule="auto"/>
+              <w:jc w:val="center"/>
+              <w:rPr>
+                <w:rFonts w:hint="eastAsia" w:ascii="仿宋" w:hAnsi="仿宋" w:eastAsia="仿宋"/>
               </w:rPr>
             </w:pPr>
           </w:p>
@@ -177,12 +307,10 @@
           <w:color w:val="555555"/>
         </w:rPr>
       </w:pPr>
-      <w:bookmarkStart w:id="0" w:name="_GoBack"/>
-      <w:bookmarkEnd w:id="0"/>
     </w:p>
     <w:sectPr>
       <w:pgSz w:w="11906" w:h="16838"/>
-      <w:pgMar w:top="1440" w:right="1440" w:bottom="1440" w:left="1440" w:header="851" w:footer="992" w:gutter="0"/>
+      <w:pgMar w:top="1270" w:right="1327" w:bottom="1270" w:left="1327" w:header="851" w:footer="992" w:gutter="0"/>
       <w:cols w:space="425" w:num="1"/>
       <w:docGrid w:type="lines" w:linePitch="312" w:charSpace="0"/>
     </w:sectPr>
